--- a/build_scaling/ScaleFixesLocalErrorsFirst_TitlePage.docx
+++ b/build_scaling/ScaleFixesLocalErrorsFirst_TitlePage.docx
@@ -400,6 +400,7 @@
       </w:r>
     </w:p>
     <w:sectPr>
+      <w:footerReference w:type="default" r:id="rIdFooterAuto"/>
       <w:footerReference w:type="default" r:id="rIdFooterAuto"/>
       <w:footnotePr>
         <w:numRestart w:val="eachSect"/>
@@ -411,6 +412,21 @@
 
 <file path=word/comments.xml><?xml version="1.0" encoding="utf-8"?>
 <w:comments xmlns:w="http://schemas.openxmlformats.org/wordprocessingml/2006/main" xmlns:m="http://schemas.openxmlformats.org/officeDocument/2006/math" xmlns:r="http://schemas.openxmlformats.org/officeDocument/2006/relationships" xmlns:o="urn:schemas-microsoft-com:office:office" xmlns:v="urn:schemas-microsoft-com:vml" xmlns:w10="urn:schemas-microsoft-com:office:word" xmlns:a="http://schemas.openxmlformats.org/drawingml/2006/main" xmlns:pic="http://schemas.openxmlformats.org/drawingml/2006/picture" xmlns:wp="http://schemas.openxmlformats.org/drawingml/2006/wordprocessingDrawing"/>
+</file>
+
+<file path=word/footer-auto.xml><?xml version="1.0" encoding="utf-8"?>
+<w:ftr xmlns:w="http://schemas.openxmlformats.org/wordprocessingml/2006/main">
+  <w:p>
+    <w:pPr>
+      <w:jc w:val="center"/>
+    </w:pPr>
+    <w:fldSimple w:instr=" PAGE ">
+      <w:r>
+        <w:t>1</w:t>
+      </w:r>
+    </w:fldSimple>
+  </w:p>
+</w:ftr>
 </file>
 
 <file path=word/footer-auto.xml><?xml version="1.0" encoding="utf-8"?>

--- a/build_scaling/ScaleFixesLocalErrorsFirst_TitlePage.docx
+++ b/build_scaling/ScaleFixesLocalErrorsFirst_TitlePage.docx
@@ -53,6 +53,23 @@
       <w:r>
         <w:t xml:space="preserve">Oviqo Private Limited, India</w:t>
       </w:r>
+      <w:r>
+        <w:br/>
+      </w:r>
+      <w:r>
+        <w:t xml:space="preserve">Email:</w:t>
+      </w:r>
+      <w:r>
+        <w:t xml:space="preserve"> </w:t>
+      </w:r>
+      <w:hyperlink r:id="rId9">
+        <w:r>
+          <w:rPr>
+            <w:rStyle w:val="Hyperlink"/>
+          </w:rPr>
+          <w:t xml:space="preserve">mohitpratapsinghr@gmail.com</w:t>
+        </w:r>
+      </w:hyperlink>
     </w:p>
     <w:p>
       <w:pPr>
@@ -105,13 +122,13 @@
         <w:t xml:space="preserve"> </w:t>
       </w:r>
       <w:r>
-        <w:t xml:space="preserve">Sriharsha Meduri, Oviqo Private Limited,</w:t>
-      </w:r>
-      <w:r>
-        <w:t xml:space="preserve"> </w:t>
-      </w:r>
-      <w:r>
-        <w:t xml:space="preserve">India. Email:</w:t>
+        <w:t xml:space="preserve">Mohit Pratap Singh Rathore, Oviqo Private</w:t>
+      </w:r>
+      <w:r>
+        <w:t xml:space="preserve"> </w:t>
+      </w:r>
+      <w:r>
+        <w:t xml:space="preserve">Limited, India. Email:</w:t>
       </w:r>
       <w:r>
         <w:t xml:space="preserve"> </w:t>
@@ -121,7 +138,7 @@
           <w:rPr>
             <w:rStyle w:val="Hyperlink"/>
           </w:rPr>
-          <w:t xml:space="preserve">sriharshameduri07@gmail.com</w:t>
+          <w:t xml:space="preserve">mohitpratapsinghr@gmail.com</w:t>
         </w:r>
       </w:hyperlink>
     </w:p>
@@ -140,13 +157,17 @@
         <w:t xml:space="preserve"> </w:t>
       </w:r>
       <w:r>
-        <w:t xml:space="preserve">Approximately 6</w:t>
-      </w:r>
-      <w:r>
-        <w:t xml:space="preserve">,</w:t>
-      </w:r>
-      <w:r>
-        <w:t xml:space="preserve">280 words in the body, excluding</w:t>
+        <w:rPr>
+          <w:b/>
+          <w:bCs/>
+        </w:rPr>
+        <w:t xml:space="preserve">??</w:t>
+      </w:r>
+      <w:r>
+        <w:t xml:space="preserve"> </w:t>
+      </w:r>
+      <w:r>
+        <w:t xml:space="preserve">words in the body, excluding the appendices,</w:t>
       </w:r>
       <w:r>
         <w:t xml:space="preserve"> </w:t>
@@ -400,8 +421,6 @@
       </w:r>
     </w:p>
     <w:sectPr>
-      <w:footerReference w:type="default" r:id="rIdFooterAuto"/>
-      <w:footerReference w:type="default" r:id="rIdFooterAuto"/>
       <w:footnotePr>
         <w:numRestart w:val="eachSect"/>
       </w:footnotePr>
@@ -412,36 +431,6 @@
 
 <file path=word/comments.xml><?xml version="1.0" encoding="utf-8"?>
 <w:comments xmlns:w="http://schemas.openxmlformats.org/wordprocessingml/2006/main" xmlns:m="http://schemas.openxmlformats.org/officeDocument/2006/math" xmlns:r="http://schemas.openxmlformats.org/officeDocument/2006/relationships" xmlns:o="urn:schemas-microsoft-com:office:office" xmlns:v="urn:schemas-microsoft-com:vml" xmlns:w10="urn:schemas-microsoft-com:office:word" xmlns:a="http://schemas.openxmlformats.org/drawingml/2006/main" xmlns:pic="http://schemas.openxmlformats.org/drawingml/2006/picture" xmlns:wp="http://schemas.openxmlformats.org/drawingml/2006/wordprocessingDrawing"/>
-</file>
-
-<file path=word/footer-auto.xml><?xml version="1.0" encoding="utf-8"?>
-<w:ftr xmlns:w="http://schemas.openxmlformats.org/wordprocessingml/2006/main">
-  <w:p>
-    <w:pPr>
-      <w:jc w:val="center"/>
-    </w:pPr>
-    <w:fldSimple w:instr=" PAGE ">
-      <w:r>
-        <w:t>1</w:t>
-      </w:r>
-    </w:fldSimple>
-  </w:p>
-</w:ftr>
-</file>
-
-<file path=word/footer-auto.xml><?xml version="1.0" encoding="utf-8"?>
-<w:ftr xmlns:w="http://schemas.openxmlformats.org/wordprocessingml/2006/main">
-  <w:p>
-    <w:pPr>
-      <w:jc w:val="center"/>
-    </w:pPr>
-    <w:fldSimple w:instr=" PAGE ">
-      <w:r>
-        <w:t>1</w:t>
-      </w:r>
-    </w:fldSimple>
-  </w:p>
-</w:ftr>
 </file>
 
 <file path=word/footnotes.xml><?xml version="1.0" encoding="utf-8"?>

--- a/build_scaling/ScaleFixesLocalErrorsFirst_TitlePage.docx
+++ b/build_scaling/ScaleFixesLocalErrorsFirst_TitlePage.docx
@@ -80,7 +80,7 @@
           <w:b/>
           <w:bCs/>
         </w:rPr>
-        <w:t xml:space="preserve">Gunveer Sinh Kalsi</w:t>
+        <w:t xml:space="preserve">Gunveer Singh Kalsi</w:t>
       </w:r>
       <w:r>
         <w:br/>
@@ -369,7 +369,7 @@
           <w:b/>
           <w:bCs/>
         </w:rPr>
-        <w:t xml:space="preserve">Gunveer Sinh Kalsi</w:t>
+        <w:t xml:space="preserve">Gunveer Singh Kalsi</w:t>
       </w:r>
       <w:r>
         <w:t xml:space="preserve"> </w:t>
